--- a/legislation/military-service-retirement-bridge/07-precedent-and-stakeholder-scan.docx
+++ b/legislation/military-service-retirement-bridge/07-precedent-and-stakeholder-scan.docx
@@ -38,7 +38,7 @@
           <w:i w:val="0"/>
           <w:strike w:val="0"/>
         </w:rPr>
-        <w:t>Prepared by:</w:t>
+        <w:t>Prepared by Policy Development Team using legal, policy, and financial analysis tools, pending review by veterans' legal counsel.</w:t>
       </w:r>
       <w:r>
         <w:rPr>
@@ -46,7 +46,7 @@
           <w:i w:val="0"/>
           <w:strike w:val="0"/>
         </w:rPr>
-        <w:t xml:space="preserve"> VRS2 — Virginia Public Pension Benefits Attorney </w:t>
+        <w:t xml:space="preserve"> </w:t>
       </w:r>
       <w:r>
         <w:rPr>

--- a/legislation/military-service-retirement-bridge/07-precedent-and-stakeholder-scan.docx
+++ b/legislation/military-service-retirement-bridge/07-precedent-and-stakeholder-scan.docx
@@ -55,6 +55,30 @@
           <w:strike w:val="0"/>
         </w:rPr>
         <w:t>All sources retrieved October 19, 2026.</w:t>
+      </w:r>
+      <w:r>
+        <w:rPr>
+          <w:b w:val="0"/>
+          <w:i w:val="0"/>
+          <w:strike w:val="0"/>
+        </w:rPr>
+        <w:t xml:space="preserve"> · </w:t>
+      </w:r>
+      <w:r>
+        <w:rPr>
+          <w:b/>
+          <w:i w:val="0"/>
+          <w:strike w:val="0"/>
+        </w:rPr>
+        <w:t>Package version:</w:t>
+      </w:r>
+      <w:r>
+        <w:rPr>
+          <w:b w:val="0"/>
+          <w:i w:val="0"/>
+          <w:strike w:val="0"/>
+        </w:rPr>
+        <w:t xml:space="preserve"> 1.3 — External-Review Cleanup (October 20, 2026)</w:t>
       </w:r>
     </w:p>
     <w:p>

--- a/legislation/military-service-retirement-bridge/07-precedent-and-stakeholder-scan.docx
+++ b/legislation/military-service-retirement-bridge/07-precedent-and-stakeholder-scan.docx
@@ -78,7 +78,7 @@
           <w:i w:val="0"/>
           <w:strike w:val="0"/>
         </w:rPr>
-        <w:t xml:space="preserve"> 1.3 — External-Review Cleanup (October 20, 2026)</w:t>
+        <w:t xml:space="preserve"> 1.4 — Independent-Review Integration (October 20, 2026)</w:t>
       </w:r>
     </w:p>
     <w:p>

--- a/legislation/military-service-retirement-bridge/07-precedent-and-stakeholder-scan.docx
+++ b/legislation/military-service-retirement-bridge/07-precedent-and-stakeholder-scan.docx
@@ -3187,7 +3187,7 @@
           <w:i w:val="0"/>
           <w:strike w:val="0"/>
         </w:rPr>
-        <w:t>The Council's current adopted agenda contains no retirement or pension item.</w:t>
+        <w:t>§ 2.2-2682 C — the fit objection in the statute, quoted (added October 20, 2026; stakeholder review finding S-06).</w:t>
       </w:r>
       <w:r>
         <w:rPr>
@@ -3195,366 +3195,7 @@
           <w:i w:val="0"/>
           <w:strike w:val="0"/>
         </w:rPr>
-        <w:t xml:space="preserve"> Per the DVS Commissioner's 2025 Annual Report (RD986), the JLC's priority proposals for the 2025–2026 legislative session are:</w:t>
-      </w:r>
-    </w:p>
-    <w:p>
-      <w:pPr>
-        <w:pStyle w:val="ListNumber"/>
-      </w:pPr>
-      <w:r>
-        <w:rPr>
-          <w:b w:val="0"/>
-          <w:i w:val="0"/>
-          <w:strike w:val="0"/>
-        </w:rPr>
-        <w:t>Prohibit nonaccredited companies from exploiting veterans seeking to obtain or modify benefit claims</w:t>
-      </w:r>
-    </w:p>
-    <w:p>
-      <w:pPr>
-        <w:pStyle w:val="ListNumber"/>
-      </w:pPr>
-      <w:r>
-        <w:rPr>
-          <w:b w:val="0"/>
-          <w:i w:val="0"/>
-          <w:strike w:val="0"/>
-        </w:rPr>
-        <w:t>Ensure access to Vital Record death certificates for the DVS Suicide Prevention Program</w:t>
-      </w:r>
-    </w:p>
-    <w:p>
-      <w:pPr>
-        <w:pStyle w:val="ListNumber"/>
-      </w:pPr>
-      <w:r>
-        <w:rPr>
-          <w:b w:val="0"/>
-          <w:i w:val="0"/>
-          <w:strike w:val="0"/>
-        </w:rPr>
-        <w:t>Allocate funds for a book stipend for veterans attending Virginia colleges and universities</w:t>
-      </w:r>
-    </w:p>
-    <w:p>
-      <w:pPr>
-        <w:pStyle w:val="ListNumber"/>
-      </w:pPr>
-      <w:r>
-        <w:rPr>
-          <w:b w:val="0"/>
-          <w:i w:val="0"/>
-          <w:strike w:val="0"/>
-        </w:rPr>
-        <w:t>Exempt VSOs from use-of-gaming-proceeds requirements</w:t>
-      </w:r>
-    </w:p>
-    <w:p>
-      <w:pPr>
-        <w:pStyle w:val="ListNumber"/>
-      </w:pPr>
-      <w:r>
-        <w:rPr>
-          <w:b w:val="0"/>
-          <w:i w:val="0"/>
-          <w:strike w:val="0"/>
-        </w:rPr>
-        <w:t>Include USPHS and NOAA Commissioned Corps in state income tax subtraction provisions</w:t>
-      </w:r>
-    </w:p>
-    <w:p>
-      <w:r>
-        <w:rPr>
-          <w:b w:val="0"/>
-          <w:i w:val="0"/>
-          <w:strike w:val="0"/>
-        </w:rPr>
-        <w:t>The 2025 session priorities were in the same families — Women Veterans Day, veteran verification in jails and prisons, National Guard State Tuition Assistance upfront payment, and Suffolk State Veterans Cemetery funding. Searching the entire RD986 report for "retirement" returns three hits, none of which concerns a pension benefit.</w:t>
-      </w:r>
-    </w:p>
-    <w:p>
-      <w:r>
-        <w:rPr>
-          <w:b/>
-          <w:i w:val="0"/>
-          <w:strike w:val="0"/>
-        </w:rPr>
-        <w:t>Answer to the question posed: a VRS retirement-eligibility item does not fit the Council's established agenda.</w:t>
-      </w:r>
-      <w:r>
-        <w:rPr>
-          <w:b w:val="0"/>
-          <w:i w:val="0"/>
-          <w:strike w:val="0"/>
-        </w:rPr>
-        <w:t xml:space="preserve"> The JLC's demonstrated legislative profile is benefits access, education, consumer protection, recognition, tax subtraction, and cemetery and facility funding. Every adopted item is low-cost, administrative, or modest-appropriation. None asks the General Assembly to change a defined benefit pension plan, and none has required a § 30-19.1:7 impact statement.</w:t>
-      </w:r>
-    </w:p>
-    <w:p>
-      <w:r>
-        <w:rPr>
-          <w:b w:val="0"/>
-          <w:i w:val="0"/>
-          <w:strike w:val="0"/>
-        </w:rPr>
-        <w:t xml:space="preserve">This is not a reason to abandon the proposal, but it changes the sequencing. The item would be </w:t>
-      </w:r>
-      <w:r>
-        <w:rPr>
-          <w:b/>
-          <w:i w:val="0"/>
-          <w:strike w:val="0"/>
-        </w:rPr>
-        <w:t>new territory for the Council</w:t>
-      </w:r>
-      <w:r>
-        <w:rPr>
-          <w:b w:val="0"/>
-          <w:i w:val="0"/>
-          <w:strike w:val="0"/>
-        </w:rPr>
-        <w:t>, which means it needs an internal champion before it needs a patron.</w:t>
-      </w:r>
-    </w:p>
-    <w:p>
-      <w:r>
-        <w:rPr>
-          <w:b/>
-          <w:i w:val="0"/>
-          <w:strike w:val="0"/>
-        </w:rPr>
-        <w:t>Likely champions.</w:t>
-      </w:r>
-      <w:r>
-        <w:rPr>
-          <w:b w:val="0"/>
-          <w:i w:val="0"/>
-          <w:strike w:val="0"/>
-        </w:rPr>
-        <w:t xml:space="preserve"> Among the member organizations listed as of December 1, 2025, the ones whose constituencies are concentrated in career public employees with prior enlisted or officer active duty service are the natural sponsors: the </w:t>
-      </w:r>
-      <w:r>
-        <w:rPr>
-          <w:b/>
-          <w:i w:val="0"/>
-          <w:strike w:val="0"/>
-        </w:rPr>
-        <w:t>Military Officers Association of America</w:t>
-      </w:r>
-      <w:r>
-        <w:rPr>
-          <w:b w:val="0"/>
-          <w:i w:val="0"/>
-          <w:strike w:val="0"/>
-        </w:rPr>
-        <w:t xml:space="preserve"> (John Down), the </w:t>
-      </w:r>
-      <w:r>
-        <w:rPr>
-          <w:b/>
-          <w:i w:val="0"/>
-          <w:strike w:val="0"/>
-        </w:rPr>
-        <w:t>Association of the U.S. Army</w:t>
-      </w:r>
-      <w:r>
-        <w:rPr>
-          <w:b w:val="0"/>
-          <w:i w:val="0"/>
-          <w:strike w:val="0"/>
-        </w:rPr>
-        <w:t xml:space="preserve"> (Glenn Yarborough), the </w:t>
-      </w:r>
-      <w:r>
-        <w:rPr>
-          <w:b/>
-          <w:i w:val="0"/>
-          <w:strike w:val="0"/>
-        </w:rPr>
-        <w:t>Marine Corps League</w:t>
-      </w:r>
-      <w:r>
-        <w:rPr>
-          <w:b w:val="0"/>
-          <w:i w:val="0"/>
-          <w:strike w:val="0"/>
-        </w:rPr>
-        <w:t xml:space="preserve"> (Timothy Taylor), the </w:t>
-      </w:r>
-      <w:r>
-        <w:rPr>
-          <w:b/>
-          <w:i w:val="0"/>
-          <w:strike w:val="0"/>
-        </w:rPr>
-        <w:t>Air Force Sergeants Association</w:t>
-      </w:r>
-      <w:r>
-        <w:rPr>
-          <w:b w:val="0"/>
-          <w:i w:val="0"/>
-          <w:strike w:val="0"/>
-        </w:rPr>
-        <w:t xml:space="preserve"> (Richard Mansfield), and the </w:t>
-      </w:r>
-      <w:r>
-        <w:rPr>
-          <w:b/>
-          <w:i w:val="0"/>
-          <w:strike w:val="0"/>
-        </w:rPr>
-        <w:t>American Legion</w:t>
-      </w:r>
-      <w:r>
-        <w:rPr>
-          <w:b w:val="0"/>
-          <w:i w:val="0"/>
-          <w:strike w:val="0"/>
-        </w:rPr>
-        <w:t xml:space="preserve"> (William Aramony, who is also JLC Chair and sits ex officio on the Board of Veterans Services). AFSA and MCL membership skews toward enlisted retirees and separatees who are most likely to be mid-career Virginia public employees with four years of purchasable service.</w:t>
-      </w:r>
-    </w:p>
-    <w:p>
-      <w:r>
-        <w:rPr>
-          <w:b/>
-          <w:i w:val="0"/>
-          <w:strike w:val="0"/>
-        </w:rPr>
-        <w:t>Likely resistance.</w:t>
-      </w:r>
-      <w:r>
-        <w:rPr>
-          <w:b w:val="0"/>
-          <w:i w:val="0"/>
-          <w:strike w:val="0"/>
-        </w:rPr>
-        <w:t xml:space="preserve"> No member organization has a recorded position on VRS matters, so this is inference and is labeled as such. The predictable internal objection is </w:t>
-      </w:r>
-      <w:r>
-        <w:rPr>
-          <w:b/>
-          <w:i w:val="0"/>
-          <w:strike w:val="0"/>
-        </w:rPr>
-        <w:t>agenda crowding</w:t>
-      </w:r>
-      <w:r>
-        <w:rPr>
-          <w:b w:val="0"/>
-          <w:i w:val="0"/>
-          <w:strike w:val="0"/>
-        </w:rPr>
-        <w:t>: the Council advances roughly five or six items a year, and a bill carrying a VRS impact statement and a probable appropriation would consume disproportionate political capital against VMSDEP, which the Board of Veterans Services has repeatedly identified as its sustainability priority. Organizations focused on service-connected disability and survivor populations — Disabled American Veterans, Military Order of the Purple Heart — would see little member benefit, since the proposal reaches only vested VRS members in covered employment.</w:t>
-      </w:r>
-    </w:p>
-    <w:p>
-      <w:r>
-        <w:rPr>
-          <w:b/>
-          <w:i w:val="0"/>
-          <w:strike w:val="0"/>
-        </w:rPr>
-        <w:t>Caveat.</w:t>
-      </w:r>
-      <w:r>
-        <w:rPr>
-          <w:b w:val="0"/>
-          <w:i w:val="0"/>
-          <w:strike w:val="0"/>
-        </w:rPr>
-        <w:t xml:space="preserve"> The JLC's adopted </w:t>
-      </w:r>
-      <w:r>
-        <w:rPr>
-          <w:b/>
-          <w:i w:val="0"/>
-          <w:strike w:val="0"/>
-        </w:rPr>
-        <w:t>2027</w:t>
-      </w:r>
-      <w:r>
-        <w:rPr>
-          <w:b w:val="0"/>
-          <w:i w:val="0"/>
-          <w:strike w:val="0"/>
-        </w:rPr>
-        <w:t xml:space="preserve"> package was not publicly available at the retrieval date. The 2026 initiative list was corroborated in search results but the DVS page hosting it returns HTTP 403 to automated retrieval (Akamai bot block), so the authoritative source used here is RD986. The 2027 package should be confirmed directly with DVS or the Council before the brief asserts anything about fit.</w:t>
-      </w:r>
-    </w:p>
-    <w:p>
-      <w:pPr>
-        <w:jc w:val="center"/>
-      </w:pPr>
-      <w:r>
-        <w:rPr>
-          <w:color w:val="909090"/>
-          <w:sz w:val="18"/>
-        </w:rPr>
-        <w:t>* * *</w:t>
-      </w:r>
-    </w:p>
-    <w:p>
-      <w:pPr>
-        <w:pStyle w:val="Heading2"/>
-      </w:pPr>
-      <w:r>
-        <w:rPr>
-          <w:b w:val="0"/>
-          <w:i w:val="0"/>
-          <w:strike w:val="0"/>
-        </w:rPr>
-        <w:t>5. Comparative scan</w:t>
-      </w:r>
-    </w:p>
-    <w:p>
-      <w:pPr>
-        <w:pStyle w:val="Heading3"/>
-      </w:pPr>
-      <w:r>
-        <w:rPr>
-          <w:b w:val="0"/>
-          <w:i w:val="0"/>
-          <w:strike w:val="0"/>
-        </w:rPr>
-        <w:t>5.1 Texas — an exact precedent</w:t>
-      </w:r>
-    </w:p>
-    <w:p>
-      <w:r>
-        <w:rPr>
-          <w:b/>
-          <w:i w:val="0"/>
-          <w:strike w:val="0"/>
-        </w:rPr>
-        <w:t>Texas County and District Retirement System (TCDRS)</w:t>
-      </w:r>
-      <w:r>
-        <w:rPr>
-          <w:b w:val="0"/>
-          <w:i w:val="0"/>
-          <w:strike w:val="0"/>
-        </w:rPr>
-        <w:t xml:space="preserve"> grants military service credit for retirement eligibility only. This is a direct, current, citable match to the MOO-257 concept.</w:t>
-      </w:r>
-    </w:p>
-    <w:p>
-      <w:r>
-        <w:rPr>
-          <w:b/>
-          <w:i w:val="0"/>
-          <w:strike w:val="0"/>
-        </w:rPr>
-        <w:t>34 Tex. Admin. Code § 105.3(a)(1)</w:t>
-      </w:r>
-      <w:r>
-        <w:rPr>
-          <w:b w:val="0"/>
-          <w:i w:val="0"/>
-          <w:strike w:val="0"/>
-        </w:rPr>
-        <w:t xml:space="preserve"> (amended effective January 8, 2026, 51 TexReg 158):</w:t>
+        <w:t xml:space="preserve"> This scan originally cited § 2.2-2682 for the Council's powers and duties without quoting subsection C, which is where the objection lives. Reproduced in RD986 Appendix J (p.73):</w:t>
       </w:r>
     </w:p>
     <w:p>
@@ -3569,7 +3210,7 @@
           <w:strike w:val="0"/>
           <w:sz w:val="20"/>
         </w:rPr>
-        <w:t>"The term 'credited service' means membership service **for determining retirement</w:t>
+        <w:t>"C. The Council may apply for funds from the Veterans Services Foundation to enable it</w:t>
       </w:r>
     </w:p>
     <w:p>
@@ -3584,25 +3225,7 @@
           <w:strike w:val="0"/>
           <w:sz w:val="20"/>
         </w:rPr>
-        <w:t>eligibility only</w:t>
-      </w:r>
-      <w:r>
-        <w:rPr>
-          <w:b/>
-          <w:i w:val="0"/>
-          <w:strike w:val="0"/>
-          <w:sz w:val="20"/>
-        </w:rPr>
-        <w:t xml:space="preserve">. Member contributions and monetary credits are </w:t>
-      </w:r>
-      <w:r>
-        <w:rPr>
-          <w:b w:val="0"/>
-          <w:i w:val="0"/>
-          <w:strike w:val="0"/>
-          <w:sz w:val="20"/>
-        </w:rPr>
-        <w:t>not required or</w:t>
+        <w:t>to better carry out its objectives. **The Council shall not impose unreasonable burdens</w:t>
       </w:r>
     </w:p>
     <w:p>
@@ -3617,7 +3240,7 @@
           <w:strike w:val="0"/>
           <w:sz w:val="20"/>
         </w:rPr>
-        <w:t>permitted** with respect to credited service for qualified military service."</w:t>
+        <w:t>or costs in connection with requests of agencies.**"</w:t>
       </w:r>
     </w:p>
     <w:p>
@@ -3627,7 +3250,7 @@
           <w:i w:val="0"/>
           <w:strike w:val="0"/>
         </w:rPr>
-        <w:t xml:space="preserve">The enabling statute, </w:t>
+        <w:t xml:space="preserve">Read against §2.4 of this scan — which expects a </w:t>
       </w:r>
       <w:r>
         <w:rPr>
@@ -3635,7 +3258,7 @@
           <w:i w:val="0"/>
           <w:strike w:val="0"/>
         </w:rPr>
-        <w:t>Tex. Gov't Code § 843.502(c)</w:t>
+        <w:t>six-figure VRS implementation appropriation</w:t>
       </w:r>
       <w:r>
         <w:rPr>
@@ -3643,7 +3266,796 @@
           <w:i w:val="0"/>
           <w:strike w:val="0"/>
         </w:rPr>
-        <w:t>, gates it the same way the MOO-257 draft does:</w:t>
+        <w:t xml:space="preserve">, on the analogue of SB 419's $374,500 FY2027 system-change estimate — an opponent on the eight-member Legislative Committee has a clean statutory line: the Council is directed by statute not to impose unreasonable costs on agencies, and this item asks the Council to impose a six-figure build on VRS for a credit VRS gains nothing from administering. </w:t>
+      </w:r>
+      <w:r>
+        <w:rPr>
+          <w:b/>
+          <w:i w:val="0"/>
+          <w:strike w:val="0"/>
+        </w:rPr>
+        <w:t>Subsection A does not soften it.</w:t>
+      </w:r>
+      <w:r>
+        <w:rPr>
+          <w:b w:val="0"/>
+          <w:i w:val="0"/>
+          <w:strike w:val="0"/>
+        </w:rPr>
+        <w:t xml:space="preserve"> It authorises advice on "methods of providing support for ongoing veterans services and programs," recommendations on issues that "may potentially impact veterans," and promotion of "new efficient and effective </w:t>
+      </w:r>
+      <w:r>
+        <w:rPr>
+          <w:b/>
+          <w:i w:val="0"/>
+          <w:strike w:val="0"/>
+        </w:rPr>
+        <w:t>administrative</w:t>
+      </w:r>
+      <w:r>
+        <w:rPr>
+          <w:b w:val="0"/>
+          <w:i w:val="0"/>
+          <w:strike w:val="0"/>
+        </w:rPr>
+        <w:t xml:space="preserve"> initiatives that enhance existing veterans' services and programs." A defined-benefit pension amendment is a poor fit for every one of those verbs. </w:t>
+      </w:r>
+      <w:r>
+        <w:rPr>
+          <w:b/>
+          <w:i w:val="0"/>
+          <w:strike w:val="0"/>
+        </w:rPr>
+        <w:t>This is the strongest available version of the fit objection in §4, and it is in the statute this scan already cited.</w:t>
+      </w:r>
+      <w:r>
+        <w:rPr>
+          <w:b w:val="0"/>
+          <w:i w:val="0"/>
+          <w:strike w:val="0"/>
+        </w:rPr>
+        <w:t xml:space="preserve"> The answer to give, and the Chairman's-letter fallback if the Council will not carry an agency-cost item, are at </w:t>
+      </w:r>
+      <w:r>
+        <w:rPr>
+          <w:rFonts w:ascii="Consolas" w:hAnsi="Consolas"/>
+          <w:b w:val="0"/>
+          <w:i w:val="0"/>
+          <w:strike w:val="0"/>
+          <w:color w:val="303030"/>
+          <w:sz w:val="19"/>
+        </w:rPr>
+        <w:t>13-council-engagement-answers.docx</w:t>
+      </w:r>
+      <w:r>
+        <w:rPr>
+          <w:b w:val="0"/>
+          <w:i w:val="0"/>
+          <w:strike w:val="0"/>
+        </w:rPr>
+        <w:t xml:space="preserve"> §3.</w:t>
+      </w:r>
+    </w:p>
+    <w:p>
+      <w:r>
+        <w:rPr>
+          <w:b/>
+          <w:i w:val="0"/>
+          <w:strike w:val="0"/>
+        </w:rPr>
+        <w:t>The Council's current adopted agenda contains no retirement or pension item.</w:t>
+      </w:r>
+      <w:r>
+        <w:rPr>
+          <w:b w:val="0"/>
+          <w:i w:val="0"/>
+          <w:strike w:val="0"/>
+        </w:rPr>
+        <w:t xml:space="preserve"> Per the DVS Commissioner's 2025 Annual Report (RD986), the JLC's priority proposals for the 2025–2026 legislative session are:</w:t>
+      </w:r>
+    </w:p>
+    <w:p>
+      <w:pPr>
+        <w:pStyle w:val="ListNumber"/>
+      </w:pPr>
+      <w:r>
+        <w:rPr>
+          <w:b w:val="0"/>
+          <w:i w:val="0"/>
+          <w:strike w:val="0"/>
+        </w:rPr>
+        <w:t>Prohibit nonaccredited companies from exploiting veterans seeking to obtain or modify benefit claims</w:t>
+      </w:r>
+    </w:p>
+    <w:p>
+      <w:pPr>
+        <w:pStyle w:val="ListNumber"/>
+      </w:pPr>
+      <w:r>
+        <w:rPr>
+          <w:b w:val="0"/>
+          <w:i w:val="0"/>
+          <w:strike w:val="0"/>
+        </w:rPr>
+        <w:t>Ensure access to Vital Record death certificates for the DVS Suicide Prevention Program</w:t>
+      </w:r>
+    </w:p>
+    <w:p>
+      <w:pPr>
+        <w:pStyle w:val="ListNumber"/>
+      </w:pPr>
+      <w:r>
+        <w:rPr>
+          <w:b w:val="0"/>
+          <w:i w:val="0"/>
+          <w:strike w:val="0"/>
+        </w:rPr>
+        <w:t>Allocate funds for a book stipend for veterans attending Virginia colleges and universities</w:t>
+      </w:r>
+    </w:p>
+    <w:p>
+      <w:pPr>
+        <w:pStyle w:val="ListNumber"/>
+      </w:pPr>
+      <w:r>
+        <w:rPr>
+          <w:b w:val="0"/>
+          <w:i w:val="0"/>
+          <w:strike w:val="0"/>
+        </w:rPr>
+        <w:t>Exempt VSOs from use-of-gaming-proceeds requirements</w:t>
+      </w:r>
+    </w:p>
+    <w:p>
+      <w:pPr>
+        <w:pStyle w:val="ListNumber"/>
+      </w:pPr>
+      <w:r>
+        <w:rPr>
+          <w:b w:val="0"/>
+          <w:i w:val="0"/>
+          <w:strike w:val="0"/>
+        </w:rPr>
+        <w:t>Include USPHS and NOAA Commissioned Corps in state income tax subtraction provisions</w:t>
+      </w:r>
+    </w:p>
+    <w:p>
+      <w:r>
+        <w:rPr>
+          <w:b w:val="0"/>
+          <w:i w:val="0"/>
+          <w:strike w:val="0"/>
+        </w:rPr>
+        <w:t>The 2025 session priorities were in the same families — Women Veterans Day, veteran verification in jails and prisons, National Guard State Tuition Assistance upfront payment, and Suffolk State Veterans Cemetery funding. Searching the entire RD986 report for "retirement" returns three hits, none of which concerns a pension benefit.</w:t>
+      </w:r>
+    </w:p>
+    <w:p>
+      <w:r>
+        <w:rPr>
+          <w:b/>
+          <w:i w:val="0"/>
+          <w:strike w:val="0"/>
+        </w:rPr>
+        <w:t>Answer to the question posed: a VRS retirement-eligibility item does not fit the Council's established agenda.</w:t>
+      </w:r>
+      <w:r>
+        <w:rPr>
+          <w:b w:val="0"/>
+          <w:i w:val="0"/>
+          <w:strike w:val="0"/>
+        </w:rPr>
+        <w:t xml:space="preserve"> The JLC's demonstrated legislative profile is benefits access, education, consumer protection, recognition, tax subtraction, and cemetery and facility funding. Every adopted item is low-cost, administrative, or modest-appropriation. None asks the General Assembly to change a defined benefit pension plan, and none has required a § 30-19.1:7 impact statement.</w:t>
+      </w:r>
+    </w:p>
+    <w:p>
+      <w:r>
+        <w:rPr>
+          <w:b w:val="0"/>
+          <w:i w:val="0"/>
+          <w:strike w:val="0"/>
+        </w:rPr>
+        <w:t xml:space="preserve">This is not a reason to abandon the proposal, but it changes the sequencing. The item would be </w:t>
+      </w:r>
+      <w:r>
+        <w:rPr>
+          <w:b/>
+          <w:i w:val="0"/>
+          <w:strike w:val="0"/>
+        </w:rPr>
+        <w:t>new territory for the Council</w:t>
+      </w:r>
+      <w:r>
+        <w:rPr>
+          <w:b w:val="0"/>
+          <w:i w:val="0"/>
+          <w:strike w:val="0"/>
+        </w:rPr>
+        <w:t>, which means it needs an internal champion before it needs a patron.</w:t>
+      </w:r>
+    </w:p>
+    <w:p>
+      <w:r>
+        <w:rPr>
+          <w:b/>
+          <w:i w:val="0"/>
+          <w:strike w:val="0"/>
+        </w:rPr>
+        <w:t>Likely champions.</w:t>
+      </w:r>
+      <w:r>
+        <w:rPr>
+          <w:b w:val="0"/>
+          <w:i w:val="0"/>
+          <w:strike w:val="0"/>
+        </w:rPr>
+        <w:t xml:space="preserve"> Among the member organizations listed as of December 1, 2025, the ones whose constituencies are concentrated in career public employees with prior enlisted or officer active duty service are the natural sponsors: the </w:t>
+      </w:r>
+      <w:r>
+        <w:rPr>
+          <w:b/>
+          <w:i w:val="0"/>
+          <w:strike w:val="0"/>
+        </w:rPr>
+        <w:t>Military Officers Association of America</w:t>
+      </w:r>
+      <w:r>
+        <w:rPr>
+          <w:b w:val="0"/>
+          <w:i w:val="0"/>
+          <w:strike w:val="0"/>
+        </w:rPr>
+        <w:t xml:space="preserve"> (John Down), the </w:t>
+      </w:r>
+      <w:r>
+        <w:rPr>
+          <w:b/>
+          <w:i w:val="0"/>
+          <w:strike w:val="0"/>
+        </w:rPr>
+        <w:t>Association of the U.S. Army</w:t>
+      </w:r>
+      <w:r>
+        <w:rPr>
+          <w:b w:val="0"/>
+          <w:i w:val="0"/>
+          <w:strike w:val="0"/>
+        </w:rPr>
+        <w:t xml:space="preserve"> (Glenn Yarborough), the </w:t>
+      </w:r>
+      <w:r>
+        <w:rPr>
+          <w:b/>
+          <w:i w:val="0"/>
+          <w:strike w:val="0"/>
+        </w:rPr>
+        <w:t>Marine Corps League</w:t>
+      </w:r>
+      <w:r>
+        <w:rPr>
+          <w:b w:val="0"/>
+          <w:i w:val="0"/>
+          <w:strike w:val="0"/>
+        </w:rPr>
+        <w:t xml:space="preserve"> (Timothy Taylor), the </w:t>
+      </w:r>
+      <w:r>
+        <w:rPr>
+          <w:b/>
+          <w:i w:val="0"/>
+          <w:strike w:val="0"/>
+        </w:rPr>
+        <w:t>Air Force Sergeants Association</w:t>
+      </w:r>
+      <w:r>
+        <w:rPr>
+          <w:b w:val="0"/>
+          <w:i w:val="0"/>
+          <w:strike w:val="0"/>
+        </w:rPr>
+        <w:t xml:space="preserve"> (Richard Mansfield), and the </w:t>
+      </w:r>
+      <w:r>
+        <w:rPr>
+          <w:b/>
+          <w:i w:val="0"/>
+          <w:strike w:val="0"/>
+        </w:rPr>
+        <w:t>American Legion</w:t>
+      </w:r>
+      <w:r>
+        <w:rPr>
+          <w:b w:val="0"/>
+          <w:i w:val="0"/>
+          <w:strike w:val="0"/>
+        </w:rPr>
+        <w:t xml:space="preserve"> (William Aramony, who is also JLC Chair and sits ex officio on the Board of Veterans Services). AFSA and MCL membership skews toward enlisted retirees and separatees who are most likely to be mid-career Virginia public employees with four years of purchasable service.</w:t>
+      </w:r>
+    </w:p>
+    <w:p>
+      <w:r>
+        <w:rPr>
+          <w:b/>
+          <w:i w:val="0"/>
+          <w:strike w:val="0"/>
+        </w:rPr>
+        <w:t>Likely resistance.</w:t>
+      </w:r>
+      <w:r>
+        <w:rPr>
+          <w:b w:val="0"/>
+          <w:i w:val="0"/>
+          <w:strike w:val="0"/>
+        </w:rPr>
+        <w:t xml:space="preserve"> No member organization has a recorded position on VRS matters, so this is inference and is labeled as such. The predictable internal objection is </w:t>
+      </w:r>
+      <w:r>
+        <w:rPr>
+          <w:b/>
+          <w:i w:val="0"/>
+          <w:strike w:val="0"/>
+        </w:rPr>
+        <w:t>agenda crowding</w:t>
+      </w:r>
+      <w:r>
+        <w:rPr>
+          <w:b w:val="0"/>
+          <w:i w:val="0"/>
+          <w:strike w:val="0"/>
+        </w:rPr>
+        <w:t>: the Council advances roughly five or six items a year, and a bill carrying a VRS impact statement and a probable appropriation would consume disproportionate political capital against VMSDEP, which the Board of Veterans Services has repeatedly identified as its sustainability priority. Organizations focused on service-connected disability and survivor populations — Disabled American Veterans, Military Order of the Purple Heart — would see little member benefit, since the proposal reaches only vested VRS members in covered employment.</w:t>
+      </w:r>
+    </w:p>
+    <w:p>
+      <w:r>
+        <w:rPr>
+          <w:b/>
+          <w:i w:val="0"/>
+          <w:strike w:val="0"/>
+        </w:rPr>
+        <w:t>Caveat.</w:t>
+      </w:r>
+      <w:r>
+        <w:rPr>
+          <w:b w:val="0"/>
+          <w:i w:val="0"/>
+          <w:strike w:val="0"/>
+        </w:rPr>
+        <w:t xml:space="preserve"> The JLC's adopted </w:t>
+      </w:r>
+      <w:r>
+        <w:rPr>
+          <w:b/>
+          <w:i w:val="0"/>
+          <w:strike w:val="0"/>
+        </w:rPr>
+        <w:t>2027</w:t>
+      </w:r>
+      <w:r>
+        <w:rPr>
+          <w:b w:val="0"/>
+          <w:i w:val="0"/>
+          <w:strike w:val="0"/>
+        </w:rPr>
+        <w:t xml:space="preserve"> package was not publicly available at the retrieval date. The 2026 initiative list was corroborated in search results but the DVS page hosting it returns HTTP 403 to automated retrieval (Akamai bot block), so the authoritative source used here is RD986. The 2027 package should be confirmed directly with DVS or the Council before the brief asserts anything about fit.</w:t>
+      </w:r>
+    </w:p>
+    <w:p>
+      <w:pPr>
+        <w:jc w:val="center"/>
+      </w:pPr>
+      <w:r>
+        <w:rPr>
+          <w:color w:val="909090"/>
+          <w:sz w:val="18"/>
+        </w:rPr>
+        <w:t>* * *</w:t>
+      </w:r>
+    </w:p>
+    <w:p>
+      <w:pPr>
+        <w:pStyle w:val="Heading2"/>
+      </w:pPr>
+      <w:r>
+        <w:rPr>
+          <w:b w:val="0"/>
+          <w:i w:val="0"/>
+          <w:strike w:val="0"/>
+        </w:rPr>
+        <w:t>4A. Venue and patron — the follow-up this scan did not do</w:t>
+      </w:r>
+    </w:p>
+    <w:p>
+      <w:r>
+        <w:rPr>
+          <w:b w:val="0"/>
+          <w:i/>
+          <w:strike w:val="0"/>
+        </w:rPr>
+        <w:t xml:space="preserve">Added October 20, 2026. Stakeholder review findings </w:t>
+      </w:r>
+      <w:r>
+        <w:rPr>
+          <w:b w:val="0"/>
+          <w:i/>
+          <w:strike w:val="0"/>
+        </w:rPr>
+        <w:t>S-07</w:t>
+      </w:r>
+      <w:r>
+        <w:rPr>
+          <w:b w:val="0"/>
+          <w:i/>
+          <w:strike w:val="0"/>
+        </w:rPr>
+        <w:t xml:space="preserve"> and </w:t>
+      </w:r>
+      <w:r>
+        <w:rPr>
+          <w:b w:val="0"/>
+          <w:i/>
+          <w:strike w:val="0"/>
+        </w:rPr>
+        <w:t>S-08</w:t>
+      </w:r>
+      <w:r>
+        <w:rPr>
+          <w:b w:val="0"/>
+          <w:i/>
+          <w:strike w:val="0"/>
+        </w:rPr>
+        <w:t xml:space="preserve"> established that this scan assembled the right table in §1.1 and §1.2 and never crossed it against current committee membership. That is done here. The full shortlist with qualifications, and the disciplines that go with it, are at `13-council-engagement-answers.docx` §4.</w:t>
+      </w:r>
+    </w:p>
+    <w:p>
+      <w:r>
+        <w:rPr>
+          <w:b/>
+          <w:i w:val="0"/>
+          <w:strike w:val="0"/>
+        </w:rPr>
+        <w:t>The decision point is a subcommittee, and this scan's own closest analogue died in one.</w:t>
+      </w:r>
+      <w:r>
+        <w:rPr>
+          <w:b w:val="0"/>
+          <w:i w:val="0"/>
+          <w:strike w:val="0"/>
+        </w:rPr>
+        <w:t xml:space="preserve"> In the House the bill goes to the </w:t>
+      </w:r>
+      <w:r>
+        <w:rPr>
+          <w:b/>
+          <w:i w:val="0"/>
+          <w:strike w:val="0"/>
+        </w:rPr>
+        <w:t>Committee on Appropriations</w:t>
+      </w:r>
+      <w:r>
+        <w:rPr>
+          <w:b w:val="0"/>
+          <w:i w:val="0"/>
+          <w:strike w:val="0"/>
+        </w:rPr>
+        <w:t xml:space="preserve"> and from there to its </w:t>
+      </w:r>
+      <w:r>
+        <w:rPr>
+          <w:b/>
+          <w:i w:val="0"/>
+          <w:strike w:val="0"/>
+        </w:rPr>
+        <w:t>Compensation and Retirement Subcommittee</w:t>
+      </w:r>
+      <w:r>
+        <w:rPr>
+          <w:b w:val="0"/>
+          <w:i w:val="0"/>
+          <w:strike w:val="0"/>
+        </w:rPr>
+        <w:t xml:space="preserve">, whose stated remit is "State Employee Compensation Retirement Worker's Compensation State Health Insurance Plan" and which "advise[s] the Committee on matters related to public employee compensation, benefits and retirement." As of the 2026 session: chair </w:t>
+      </w:r>
+      <w:r>
+        <w:rPr>
+          <w:b/>
+          <w:i w:val="0"/>
+          <w:strike w:val="0"/>
+        </w:rPr>
+        <w:t>Alex Askew (95th)</w:t>
+      </w:r>
+      <w:r>
+        <w:rPr>
+          <w:b w:val="0"/>
+          <w:i w:val="0"/>
+          <w:strike w:val="0"/>
+        </w:rPr>
+        <w:t xml:space="preserve">; members Askew, C. E. Cliff Hayes (91st), Rodney Willett (58th), Kathy Tran (18th), Shelly Simonds (70th), M. Keith Hodges (68th), Scott Wyatt (60th). It met four times in the 2026 session and handled HB 204, HB 205, HB 987 and HB 1107, all VRS bills. </w:t>
+      </w:r>
+      <w:r>
+        <w:rPr>
+          <w:b/>
+          <w:i w:val="0"/>
+          <w:strike w:val="0"/>
+        </w:rPr>
+        <w:t>HB 1867 (2023)</w:t>
+      </w:r>
+      <w:r>
+        <w:rPr>
+          <w:b w:val="0"/>
+          <w:i w:val="0"/>
+          <w:strike w:val="0"/>
+        </w:rPr>
+        <w:t xml:space="preserve"> — the closest analogue in §3 of this scan — was recommended for the table there </w:t>
+      </w:r>
+      <w:r>
+        <w:rPr>
+          <w:b/>
+          <w:i w:val="0"/>
+          <w:strike w:val="0"/>
+        </w:rPr>
+        <w:t>8-Y 0-N</w:t>
+      </w:r>
+      <w:r>
+        <w:rPr>
+          <w:b w:val="0"/>
+          <w:i w:val="0"/>
+          <w:strike w:val="0"/>
+        </w:rPr>
+        <w:t xml:space="preserve"> without a recorded floor vote. In the Senate the bill goes to </w:t>
+      </w:r>
+      <w:r>
+        <w:rPr>
+          <w:b/>
+          <w:i w:val="0"/>
+          <w:strike w:val="0"/>
+        </w:rPr>
+        <w:t>Finance and Appropriations</w:t>
+      </w:r>
+      <w:r>
+        <w:rPr>
+          <w:b w:val="0"/>
+          <w:i w:val="0"/>
+          <w:strike w:val="0"/>
+        </w:rPr>
+        <w:t>, which continued SB 419 to 2027 by 14-Y 0-N and will hear SB 419 again.</w:t>
+      </w:r>
+    </w:p>
+    <w:p>
+      <w:r>
+        <w:rPr>
+          <w:b/>
+          <w:i w:val="0"/>
+          <w:strike w:val="0"/>
+        </w:rPr>
+        <w:t>Crossing §1.1 and §1.2 against that roster produces one name.</w:t>
+      </w:r>
+      <w:r>
+        <w:rPr>
+          <w:b w:val="0"/>
+          <w:i w:val="0"/>
+          <w:strike w:val="0"/>
+        </w:rPr>
+        <w:t xml:space="preserve"> Only three bills in LIS history contain the phrase "approximate normal cost" (§1.2), the pricing mechanism this bill reopens. Two of the three — </w:t>
+      </w:r>
+      <w:r>
+        <w:rPr>
+          <w:b/>
+          <w:i w:val="0"/>
+          <w:strike w:val="0"/>
+        </w:rPr>
+        <w:t>HB 1830 (2025)</w:t>
+      </w:r>
+      <w:r>
+        <w:rPr>
+          <w:b w:val="0"/>
+          <w:i w:val="0"/>
+          <w:strike w:val="0"/>
+        </w:rPr>
+        <w:t xml:space="preserve">, which passed and was vetoed, and </w:t>
+      </w:r>
+      <w:r>
+        <w:rPr>
+          <w:b/>
+          <w:i w:val="0"/>
+          <w:strike w:val="0"/>
+        </w:rPr>
+        <w:t>HB 139 (2026)</w:t>
+      </w:r>
+      <w:r>
+        <w:rPr>
+          <w:b w:val="0"/>
+          <w:i w:val="0"/>
+          <w:strike w:val="0"/>
+        </w:rPr>
+        <w:t xml:space="preserve">, Chapter 563 — were patroned by </w:t>
+      </w:r>
+      <w:r>
+        <w:rPr>
+          <w:b/>
+          <w:i w:val="0"/>
+          <w:strike w:val="0"/>
+        </w:rPr>
+        <w:t>Delegate Shelly Simonds (70th, Newport News)</w:t>
+      </w:r>
+      <w:r>
+        <w:rPr>
+          <w:b w:val="0"/>
+          <w:i w:val="0"/>
+          <w:strike w:val="0"/>
+        </w:rPr>
+        <w:t xml:space="preserve">, who </w:t>
+      </w:r>
+      <w:r>
+        <w:rPr>
+          <w:b/>
+          <w:i w:val="0"/>
+          <w:strike w:val="0"/>
+        </w:rPr>
+        <w:t>sits on the Compensation and Retirement Subcommittee</w:t>
+      </w:r>
+      <w:r>
+        <w:rPr>
+          <w:b w:val="0"/>
+          <w:i w:val="0"/>
+          <w:strike w:val="0"/>
+        </w:rPr>
+        <w:t>. Her district covers Newport News, with Newport News Shipbuilding, and Fort Eustis and Langley nearby. She is, on the record this scan itself assembled, the only sitting legislator with both the pricing-mechanism history and a seat at the decision point.</w:t>
+      </w:r>
+    </w:p>
+    <w:p>
+      <w:r>
+        <w:rPr>
+          <w:b/>
+          <w:i w:val="0"/>
+          <w:strike w:val="0"/>
+        </w:rPr>
+        <w:t>Three qualifications, none of them optional.</w:t>
+      </w:r>
+      <w:r>
+        <w:rPr>
+          <w:b w:val="0"/>
+          <w:i w:val="0"/>
+          <w:strike w:val="0"/>
+        </w:rPr>
+        <w:t xml:space="preserve"> (i) A patron whose prior approximate-normal-cost bill was </w:t>
+      </w:r>
+      <w:r>
+        <w:rPr>
+          <w:b/>
+          <w:i w:val="0"/>
+          <w:strike w:val="0"/>
+        </w:rPr>
+        <w:t>vetoed</w:t>
+      </w:r>
+      <w:r>
+        <w:rPr>
+          <w:b w:val="0"/>
+          <w:i w:val="0"/>
+          <w:strike w:val="0"/>
+        </w:rPr>
+        <w:t xml:space="preserve"> is not an unalloyed asset, and HB 139's subject (employee-association educational leave) is unrelated to veterans — the relevance is to the mechanism and the venue, not the policy. (ii) The patronage facts rest on </w:t>
+      </w:r>
+      <w:r>
+        <w:rPr>
+          <w:b/>
+          <w:i w:val="0"/>
+          <w:strike w:val="0"/>
+        </w:rPr>
+        <w:t>this scan's own direct LIS retrieval</w:t>
+      </w:r>
+      <w:r>
+        <w:rPr>
+          <w:b w:val="0"/>
+          <w:i w:val="0"/>
+          <w:strike w:val="0"/>
+        </w:rPr>
+        <w:t xml:space="preserve">, which the independent stakeholder reviewer could not re-verify; confirm both bills in LIS before the name is used in a conversation. (iii) The roster above is the </w:t>
+      </w:r>
+      <w:r>
+        <w:rPr>
+          <w:b/>
+          <w:i w:val="0"/>
+          <w:strike w:val="0"/>
+        </w:rPr>
+        <w:t>2026 session</w:t>
+      </w:r>
+      <w:r>
+        <w:rPr>
+          <w:b w:val="0"/>
+          <w:i w:val="0"/>
+          <w:strike w:val="0"/>
+        </w:rPr>
+        <w:t xml:space="preserve">, and the bill is drafted for 2028 — </w:t>
+      </w:r>
+      <w:r>
+        <w:rPr>
+          <w:b/>
+          <w:i w:val="0"/>
+          <w:strike w:val="0"/>
+        </w:rPr>
+        <w:t>re-confirm committee assignments before anyone is approached.</w:t>
+      </w:r>
+      <w:r>
+        <w:rPr>
+          <w:b w:val="0"/>
+          <w:i w:val="0"/>
+          <w:strike w:val="0"/>
+        </w:rPr>
+        <w:t xml:space="preserve"> No one has been contacted, and the approach is the Policy Director's to make or decline.</w:t>
+      </w:r>
+    </w:p>
+    <w:p>
+      <w:pPr>
+        <w:jc w:val="center"/>
+      </w:pPr>
+      <w:r>
+        <w:rPr>
+          <w:color w:val="909090"/>
+          <w:sz w:val="18"/>
+        </w:rPr>
+        <w:t>* * *</w:t>
+      </w:r>
+    </w:p>
+    <w:p>
+      <w:pPr>
+        <w:pStyle w:val="Heading2"/>
+      </w:pPr>
+      <w:r>
+        <w:rPr>
+          <w:b w:val="0"/>
+          <w:i w:val="0"/>
+          <w:strike w:val="0"/>
+        </w:rPr>
+        <w:t>5. Comparative scan</w:t>
+      </w:r>
+    </w:p>
+    <w:p>
+      <w:pPr>
+        <w:pStyle w:val="Heading3"/>
+      </w:pPr>
+      <w:r>
+        <w:rPr>
+          <w:b w:val="0"/>
+          <w:i w:val="0"/>
+          <w:strike w:val="0"/>
+        </w:rPr>
+        <w:t>5.1 Texas — an exact precedent</w:t>
+      </w:r>
+    </w:p>
+    <w:p>
+      <w:r>
+        <w:rPr>
+          <w:b/>
+          <w:i w:val="0"/>
+          <w:strike w:val="0"/>
+        </w:rPr>
+        <w:t>Texas County and District Retirement System (TCDRS)</w:t>
+      </w:r>
+      <w:r>
+        <w:rPr>
+          <w:b w:val="0"/>
+          <w:i w:val="0"/>
+          <w:strike w:val="0"/>
+        </w:rPr>
+        <w:t xml:space="preserve"> grants military service credit for retirement eligibility only. This is a direct, current, citable match to the MOO-257 concept.</w:t>
+      </w:r>
+    </w:p>
+    <w:p>
+      <w:r>
+        <w:rPr>
+          <w:b/>
+          <w:i w:val="0"/>
+          <w:strike w:val="0"/>
+        </w:rPr>
+        <w:t>34 Tex. Admin. Code § 105.3(a)(1)</w:t>
+      </w:r>
+      <w:r>
+        <w:rPr>
+          <w:b w:val="0"/>
+          <w:i w:val="0"/>
+          <w:strike w:val="0"/>
+        </w:rPr>
+        <w:t xml:space="preserve"> (amended effective January 8, 2026, 51 TexReg 158):</w:t>
       </w:r>
     </w:p>
     <w:p>
@@ -3658,7 +4070,7 @@
           <w:strike w:val="0"/>
           <w:sz w:val="20"/>
         </w:rPr>
-        <w:t>"A member eligible to establish credited service under this subsection is one who is</w:t>
+        <w:t>"The term 'credited service' means membership service **for determining retirement</w:t>
       </w:r>
     </w:p>
     <w:p>
@@ -3668,12 +4080,21 @@
       </w:pPr>
       <w:r>
         <w:rPr>
+          <w:b w:val="0"/>
+          <w:i w:val="0"/>
+          <w:strike w:val="0"/>
+          <w:sz w:val="20"/>
+        </w:rPr>
+        <w:t>eligibility only</w:t>
+      </w:r>
+      <w:r>
+        <w:rPr>
           <w:b/>
           <w:i w:val="0"/>
           <w:strike w:val="0"/>
           <w:sz w:val="20"/>
         </w:rPr>
-        <w:t>vested</w:t>
+        <w:t xml:space="preserve">. Member contributions and monetary credits are </w:t>
       </w:r>
       <w:r>
         <w:rPr>
@@ -3682,7 +4103,7 @@
           <w:strike w:val="0"/>
           <w:sz w:val="20"/>
         </w:rPr>
-        <w:t>, based on credited service only in this system and **without regard to</w:t>
+        <w:t>not required or</w:t>
       </w:r>
     </w:p>
     <w:p>
@@ -3697,7 +4118,33 @@
           <w:strike w:val="0"/>
           <w:sz w:val="20"/>
         </w:rPr>
-        <w:t>service that may be established under this subsection**, in a service retirement</w:t>
+        <w:t>permitted** with respect to credited service for qualified military service."</w:t>
+      </w:r>
+    </w:p>
+    <w:p>
+      <w:r>
+        <w:rPr>
+          <w:b w:val="0"/>
+          <w:i w:val="0"/>
+          <w:strike w:val="0"/>
+        </w:rPr>
+        <w:t xml:space="preserve">The enabling statute, </w:t>
+      </w:r>
+      <w:r>
+        <w:rPr>
+          <w:b/>
+          <w:i w:val="0"/>
+          <w:strike w:val="0"/>
+        </w:rPr>
+        <w:t>Tex. Gov't Code § 843.502(c)</w:t>
+      </w:r>
+      <w:r>
+        <w:rPr>
+          <w:b w:val="0"/>
+          <w:i w:val="0"/>
+          <w:strike w:val="0"/>
+        </w:rPr>
+        <w:t>, gates it the same way the MOO-257 draft does:</w:t>
       </w:r>
     </w:p>
     <w:p>
@@ -3712,109 +4159,7 @@
           <w:strike w:val="0"/>
           <w:sz w:val="20"/>
         </w:rPr>
-        <w:t>annuity that may begin at the age of 60."</w:t>
-      </w:r>
-    </w:p>
-    <w:p>
-      <w:r>
-        <w:rPr>
-          <w:b w:val="0"/>
-          <w:i w:val="0"/>
-          <w:strike w:val="0"/>
-        </w:rPr>
-        <w:t>The cap is 60 months (§ 105.3(b)); MOO-257 proposes 48. The structural parallels are close: a vested-member gate, the purchased service expressly excluded from the test that qualifies the member to use it, a months-for-months ratio, and a hard cap.</w:t>
-      </w:r>
-    </w:p>
-    <w:p>
-      <w:r>
-        <w:rPr>
-          <w:b/>
-          <w:i w:val="0"/>
-          <w:strike w:val="0"/>
-        </w:rPr>
-        <w:t>One divergence matters a great deal.</w:t>
-      </w:r>
-      <w:r>
-        <w:rPr>
-          <w:b w:val="0"/>
-          <w:i w:val="0"/>
-          <w:strike w:val="0"/>
-        </w:rPr>
-        <w:t xml:space="preserve"> Texas makes the credit </w:t>
-      </w:r>
-      <w:r>
-        <w:rPr>
-          <w:b/>
-          <w:i w:val="0"/>
-          <w:strike w:val="0"/>
-        </w:rPr>
-        <w:t>free</w:t>
-      </w:r>
-      <w:r>
-        <w:rPr>
-          <w:b w:val="0"/>
-          <w:i w:val="0"/>
-          <w:strike w:val="0"/>
-        </w:rPr>
-        <w:t xml:space="preserve"> and affirmatively forbids contributions for it — because the credit does not increase the annuity, Texas concluded there is nothing to pay for. The MOO-257 draft charges approximate normal cost, a rate calibrated to benefit accrual, for a credit that by design produces no accrual. </w:t>
-      </w:r>
-      <w:r>
-        <w:rPr>
-          <w:b/>
-          <w:i w:val="0"/>
-          <w:strike w:val="0"/>
-        </w:rPr>
-        <w:t>That tension should be resolved before introduction.</w:t>
-      </w:r>
-      <w:r>
-        <w:rPr>
-          <w:b w:val="0"/>
-          <w:i w:val="0"/>
-          <w:strike w:val="0"/>
-        </w:rPr>
-        <w:t xml:space="preserve"> It cuts both ways: a reviewer may argue approximate normal cost overcharges the member for a narrower benefit, or that it is the wrong instrument entirely and the real price is the actuarial value of earlier commencement. Either way the pricing rationale needs to be stated in the bill's supporting materials, not assumed. This is a genuine drafting question for MOO-257 and is the most useful single finding in this section.</w:t>
-      </w:r>
-    </w:p>
-    <w:p>
-      <w:r>
-        <w:rPr>
-          <w:b w:val="0"/>
-          <w:i w:val="0"/>
-          <w:strike w:val="0"/>
-        </w:rPr>
-        <w:t xml:space="preserve">Texas also supplies </w:t>
-      </w:r>
-      <w:r>
-        <w:rPr>
-          <w:b/>
-          <w:i w:val="0"/>
-          <w:strike w:val="0"/>
-        </w:rPr>
-        <w:t>express eligibility-only drafting language</w:t>
-      </w:r>
-      <w:r>
-        <w:rPr>
-          <w:b w:val="0"/>
-          <w:i w:val="0"/>
-          <w:strike w:val="0"/>
-        </w:rPr>
-        <w:t xml:space="preserve"> that Virginia could adapt. </w:t>
-      </w:r>
-      <w:r>
-        <w:rPr>
-          <w:b/>
-          <w:i w:val="0"/>
-          <w:strike w:val="0"/>
-        </w:rPr>
-        <w:t>Tex. Gov't Code § 843.505</w:t>
-      </w:r>
-      <w:r>
-        <w:rPr>
-          <w:b w:val="0"/>
-          <w:i w:val="0"/>
-          <w:strike w:val="0"/>
-        </w:rPr>
-        <w:t>:</w:t>
+        <w:t>"A member eligible to establish credited service under this subsection is one who is</w:t>
       </w:r>
     </w:p>
     <w:p>
@@ -3824,12 +4169,21 @@
       </w:pPr>
       <w:r>
         <w:rPr>
+          <w:b/>
+          <w:i w:val="0"/>
+          <w:strike w:val="0"/>
+          <w:sz w:val="20"/>
+        </w:rPr>
+        <w:t>vested</w:t>
+      </w:r>
+      <w:r>
+        <w:rPr>
           <w:b w:val="0"/>
           <w:i w:val="0"/>
           <w:strike w:val="0"/>
           <w:sz w:val="20"/>
         </w:rPr>
-        <w:t>"... on application by a member and **for the sole purpose of determining eligibility</w:t>
+        <w:t>, based on credited service only in this system and **without regard to</w:t>
       </w:r>
     </w:p>
     <w:p>
@@ -3844,7 +4198,7 @@
           <w:strike w:val="0"/>
           <w:sz w:val="20"/>
         </w:rPr>
-        <w:t>for retirement from this system**, to recognize service performed under another system</w:t>
+        <w:t>service that may be established under this subsection**, in a service retirement</w:t>
       </w:r>
     </w:p>
     <w:p>
@@ -3859,20 +4213,17 @@
           <w:strike w:val="0"/>
           <w:sz w:val="20"/>
         </w:rPr>
-        <w:t>participating under Chapter 803 ..."</w:t>
+        <w:t>annuity that may begin at the age of 60."</w:t>
       </w:r>
     </w:p>
     <w:p>
-      <w:pPr>
-        <w:pStyle w:val="Heading3"/>
-      </w:pPr>
       <w:r>
         <w:rPr>
           <w:b w:val="0"/>
           <w:i w:val="0"/>
           <w:strike w:val="0"/>
         </w:rPr>
-        <w:t>5.2 Kentucky — related but not a match</w:t>
+        <w:t>The cap is 60 months (§ 105.3(b)); MOO-257 proposes 48. The structural parallels are close: a vested-member gate, the purchased service expressly excluded from the test that qualifies the member to use it, a months-for-months ratio, and a hard cap.</w:t>
       </w:r>
     </w:p>
     <w:p>
@@ -3882,7 +4233,7 @@
           <w:i w:val="0"/>
           <w:strike w:val="0"/>
         </w:rPr>
-        <w:t>KRS 61.552(6)</w:t>
+        <w:t>One divergence matters a great deal.</w:t>
       </w:r>
       <w:r>
         <w:rPr>
@@ -3890,7 +4241,81 @@
           <w:i w:val="0"/>
           <w:strike w:val="0"/>
         </w:rPr>
-        <w:t xml:space="preserve"> restricts purchased non-qualified service ("airtime"):</w:t>
+        <w:t xml:space="preserve"> Texas makes the credit </w:t>
+      </w:r>
+      <w:r>
+        <w:rPr>
+          <w:b/>
+          <w:i w:val="0"/>
+          <w:strike w:val="0"/>
+        </w:rPr>
+        <w:t>free</w:t>
+      </w:r>
+      <w:r>
+        <w:rPr>
+          <w:b w:val="0"/>
+          <w:i w:val="0"/>
+          <w:strike w:val="0"/>
+        </w:rPr>
+        <w:t xml:space="preserve"> and affirmatively forbids contributions for it — because the credit does not increase the annuity, Texas concluded there is nothing to pay for. The MOO-257 draft charges approximate normal cost, a rate calibrated to benefit accrual, for a credit that by design produces no accrual. </w:t>
+      </w:r>
+      <w:r>
+        <w:rPr>
+          <w:b/>
+          <w:i w:val="0"/>
+          <w:strike w:val="0"/>
+        </w:rPr>
+        <w:t>That tension should be resolved before introduction.</w:t>
+      </w:r>
+      <w:r>
+        <w:rPr>
+          <w:b w:val="0"/>
+          <w:i w:val="0"/>
+          <w:strike w:val="0"/>
+        </w:rPr>
+        <w:t xml:space="preserve"> It cuts both ways: a reviewer may argue approximate normal cost overcharges the member for a narrower benefit, or that it is the wrong instrument entirely and the real price is the actuarial value of earlier commencement. Either way the pricing rationale needs to be stated in the bill's supporting materials, not assumed. This is a genuine drafting question for MOO-257 and is the most useful single finding in this section.</w:t>
+      </w:r>
+    </w:p>
+    <w:p>
+      <w:r>
+        <w:rPr>
+          <w:b w:val="0"/>
+          <w:i w:val="0"/>
+          <w:strike w:val="0"/>
+        </w:rPr>
+        <w:t xml:space="preserve">Texas also supplies </w:t>
+      </w:r>
+      <w:r>
+        <w:rPr>
+          <w:b/>
+          <w:i w:val="0"/>
+          <w:strike w:val="0"/>
+        </w:rPr>
+        <w:t>express eligibility-only drafting language</w:t>
+      </w:r>
+      <w:r>
+        <w:rPr>
+          <w:b w:val="0"/>
+          <w:i w:val="0"/>
+          <w:strike w:val="0"/>
+        </w:rPr>
+        <w:t xml:space="preserve"> that Virginia could adapt. </w:t>
+      </w:r>
+      <w:r>
+        <w:rPr>
+          <w:b/>
+          <w:i w:val="0"/>
+          <w:strike w:val="0"/>
+        </w:rPr>
+        <w:t>Tex. Gov't Code § 843.505</w:t>
+      </w:r>
+      <w:r>
+        <w:rPr>
+          <w:b w:val="0"/>
+          <w:i w:val="0"/>
+          <w:strike w:val="0"/>
+        </w:rPr>
+        <w:t>:</w:t>
       </w:r>
     </w:p>
     <w:p>
@@ -3905,7 +4330,7 @@
           <w:strike w:val="0"/>
           <w:sz w:val="20"/>
         </w:rPr>
-        <w:t>"The service purchased under this paragraph **shall not be used in determining a</w:t>
+        <w:t>"... on application by a member and **for the sole purpose of determining eligibility</w:t>
       </w:r>
     </w:p>
     <w:p>
@@ -3920,7 +4345,7 @@
           <w:strike w:val="0"/>
           <w:sz w:val="20"/>
         </w:rPr>
-        <w:t>retirement allowance until the member has accrued at least two hundred forty (240)</w:t>
+        <w:t>for retirement from this system**, to recognize service performed under another system</w:t>
       </w:r>
     </w:p>
     <w:p>
@@ -3935,49 +4360,7 @@
           <w:strike w:val="0"/>
           <w:sz w:val="20"/>
         </w:rPr>
-        <w:t>months of service, excluding service purchased under this subsection**."</w:t>
-      </w:r>
-    </w:p>
-    <w:p>
-      <w:r>
-        <w:rPr>
-          <w:b w:val="0"/>
-          <w:i w:val="0"/>
-          <w:strike w:val="0"/>
-        </w:rPr>
-        <w:t xml:space="preserve">This is the </w:t>
-      </w:r>
-      <w:r>
-        <w:rPr>
-          <w:b/>
-          <w:i w:val="0"/>
-          <w:strike w:val="0"/>
-        </w:rPr>
-        <w:t>mirror image</w:t>
-      </w:r>
-      <w:r>
-        <w:rPr>
-          <w:b w:val="0"/>
-          <w:i w:val="0"/>
-          <w:strike w:val="0"/>
-        </w:rPr>
-        <w:t xml:space="preserve"> of the MOO-257 proposal, and should not be cited as support. Kentucky permits the purchase but withholds its benefit effect until a service threshold is met by other service, and excludes the purchased service from that threshold. It is evidence that limited-purpose service credit is a drafting pattern legislatures do use, and it is </w:t>
-      </w:r>
-      <w:r>
-        <w:rPr>
-          <w:b/>
-          <w:i w:val="0"/>
-          <w:strike w:val="0"/>
-        </w:rPr>
-        <w:t>not</w:t>
-      </w:r>
-      <w:r>
-        <w:rPr>
-          <w:b w:val="0"/>
-          <w:i w:val="0"/>
-          <w:strike w:val="0"/>
-        </w:rPr>
-        <w:t xml:space="preserve"> military-specific — KRS 61.552(2)(d) handles military purchases separately, without this restriction.</w:t>
+        <w:t>participating under Chapter 803 ..."</w:t>
       </w:r>
     </w:p>
     <w:p>
@@ -3990,17 +4373,80 @@
           <w:i w:val="0"/>
           <w:strike w:val="0"/>
         </w:rPr>
-        <w:t>5.3 Federal — structural analogue</w:t>
+        <w:t>5.2 Kentucky — related but not a match</w:t>
       </w:r>
     </w:p>
     <w:p>
       <w:r>
         <w:rPr>
+          <w:b/>
+          <w:i w:val="0"/>
+          <w:strike w:val="0"/>
+        </w:rPr>
+        <w:t>KRS 61.552(6)</w:t>
+      </w:r>
+      <w:r>
+        <w:rPr>
           <w:b w:val="0"/>
           <w:i w:val="0"/>
           <w:strike w:val="0"/>
         </w:rPr>
-        <w:t xml:space="preserve">Under </w:t>
+        <w:t xml:space="preserve"> restricts purchased non-qualified service ("airtime"):</w:t>
+      </w:r>
+    </w:p>
+    <w:p>
+      <w:pPr>
+        <w:spacing w:after="80"/>
+        <w:ind w:left="480"/>
+      </w:pPr>
+      <w:r>
+        <w:rPr>
+          <w:b w:val="0"/>
+          <w:i w:val="0"/>
+          <w:strike w:val="0"/>
+          <w:sz w:val="20"/>
+        </w:rPr>
+        <w:t>"The service purchased under this paragraph **shall not be used in determining a</w:t>
+      </w:r>
+    </w:p>
+    <w:p>
+      <w:pPr>
+        <w:spacing w:after="80"/>
+        <w:ind w:left="480"/>
+      </w:pPr>
+      <w:r>
+        <w:rPr>
+          <w:b w:val="0"/>
+          <w:i w:val="0"/>
+          <w:strike w:val="0"/>
+          <w:sz w:val="20"/>
+        </w:rPr>
+        <w:t>retirement allowance until the member has accrued at least two hundred forty (240)</w:t>
+      </w:r>
+    </w:p>
+    <w:p>
+      <w:pPr>
+        <w:spacing w:after="80"/>
+        <w:ind w:left="480"/>
+      </w:pPr>
+      <w:r>
+        <w:rPr>
+          <w:b w:val="0"/>
+          <w:i w:val="0"/>
+          <w:strike w:val="0"/>
+          <w:sz w:val="20"/>
+        </w:rPr>
+        <w:t>months of service, excluding service purchased under this subsection**."</w:t>
+      </w:r>
+    </w:p>
+    <w:p>
+      <w:r>
+        <w:rPr>
+          <w:b w:val="0"/>
+          <w:i w:val="0"/>
+          <w:strike w:val="0"/>
+        </w:rPr>
+        <w:t xml:space="preserve">This is the </w:t>
       </w:r>
       <w:r>
         <w:rPr>
@@ -4008,7 +4454,7 @@
           <w:i w:val="0"/>
           <w:strike w:val="0"/>
         </w:rPr>
-        <w:t>FERS</w:t>
+        <w:t>mirror image</w:t>
       </w:r>
       <w:r>
         <w:rPr>
@@ -4016,7 +4462,7 @@
           <w:i w:val="0"/>
           <w:strike w:val="0"/>
         </w:rPr>
-        <w:t xml:space="preserve">, a member who took a refund of retirement deductions receives credit for that service in determining </w:t>
+        <w:t xml:space="preserve"> of the MOO-257 proposal, and should not be cited as support. Kentucky permits the purchase but withholds its benefit effect until a service threshold is met by other service, and excludes the purchased service from that threshold. It is evidence that limited-purpose service credit is a drafting pattern legislatures do use, and it is </w:t>
       </w:r>
       <w:r>
         <w:rPr>
@@ -4024,7 +4470,7 @@
           <w:i w:val="0"/>
           <w:strike w:val="0"/>
         </w:rPr>
-        <w:t>eligibility</w:t>
+        <w:t>not</w:t>
       </w:r>
       <w:r>
         <w:rPr>
@@ -4032,23 +4478,7 @@
           <w:i w:val="0"/>
           <w:strike w:val="0"/>
         </w:rPr>
-        <w:t xml:space="preserve"> to retire but not in </w:t>
-      </w:r>
-      <w:r>
-        <w:rPr>
-          <w:b/>
-          <w:i w:val="0"/>
-          <w:strike w:val="0"/>
-        </w:rPr>
-        <w:t>computing</w:t>
-      </w:r>
-      <w:r>
-        <w:rPr>
-          <w:b w:val="0"/>
-          <w:i w:val="0"/>
-          <w:strike w:val="0"/>
-        </w:rPr>
-        <w:t xml:space="preserve"> the benefit (OPM, Creditable Service / FERS Information). This confirms that the eligibility/accrual split is administrable in a large defined benefit system, though the occasion is refunded civilian service rather than military service.</w:t>
+        <w:t xml:space="preserve"> military-specific — KRS 61.552(2)(d) handles military purchases separately, without this restriction.</w:t>
       </w:r>
     </w:p>
     <w:p>
@@ -4061,6 +4491,77 @@
           <w:i w:val="0"/>
           <w:strike w:val="0"/>
         </w:rPr>
+        <w:t>5.3 Federal — structural analogue</w:t>
+      </w:r>
+    </w:p>
+    <w:p>
+      <w:r>
+        <w:rPr>
+          <w:b w:val="0"/>
+          <w:i w:val="0"/>
+          <w:strike w:val="0"/>
+        </w:rPr>
+        <w:t xml:space="preserve">Under </w:t>
+      </w:r>
+      <w:r>
+        <w:rPr>
+          <w:b/>
+          <w:i w:val="0"/>
+          <w:strike w:val="0"/>
+        </w:rPr>
+        <w:t>FERS</w:t>
+      </w:r>
+      <w:r>
+        <w:rPr>
+          <w:b w:val="0"/>
+          <w:i w:val="0"/>
+          <w:strike w:val="0"/>
+        </w:rPr>
+        <w:t xml:space="preserve">, a member who took a refund of retirement deductions receives credit for that service in determining </w:t>
+      </w:r>
+      <w:r>
+        <w:rPr>
+          <w:b/>
+          <w:i w:val="0"/>
+          <w:strike w:val="0"/>
+        </w:rPr>
+        <w:t>eligibility</w:t>
+      </w:r>
+      <w:r>
+        <w:rPr>
+          <w:b w:val="0"/>
+          <w:i w:val="0"/>
+          <w:strike w:val="0"/>
+        </w:rPr>
+        <w:t xml:space="preserve"> to retire but not in </w:t>
+      </w:r>
+      <w:r>
+        <w:rPr>
+          <w:b/>
+          <w:i w:val="0"/>
+          <w:strike w:val="0"/>
+        </w:rPr>
+        <w:t>computing</w:t>
+      </w:r>
+      <w:r>
+        <w:rPr>
+          <w:b w:val="0"/>
+          <w:i w:val="0"/>
+          <w:strike w:val="0"/>
+        </w:rPr>
+        <w:t xml:space="preserve"> the benefit (OPM, Creditable Service / FERS Information). This confirms that the eligibility/accrual split is administrable in a large defined benefit system, though the occasion is refunded civilian service rather than military service.</w:t>
+      </w:r>
+    </w:p>
+    <w:p>
+      <w:pPr>
+        <w:pStyle w:val="Heading3"/>
+      </w:pPr>
+      <w:r>
+        <w:rPr>
+          <w:b w:val="0"/>
+          <w:i w:val="0"/>
+          <w:strike w:val="0"/>
+        </w:rPr>
         <w:t>5.4 Scope limit</w:t>
       </w:r>
     </w:p>
@@ -4262,7 +4763,39 @@
           <w:i w:val="0"/>
           <w:strike w:val="0"/>
         </w:rPr>
-        <w:t>implementation ask. The July 1, 2028 placeholder effective date should be validated against VRS's separate-accounting build estimate.</w:t>
+        <w:t xml:space="preserve">implementation ask. </w:t>
+      </w:r>
+      <w:r>
+        <w:rPr>
+          <w:b/>
+          <w:i w:val="0"/>
+          <w:strike w:val="0"/>
+        </w:rPr>
+        <w:t>Version 1.4 of the bill moves the effective date from July 1, 2028 to July 1, 2029</w:t>
+      </w:r>
+      <w:r>
+        <w:rPr>
+          <w:b w:val="0"/>
+          <w:i w:val="0"/>
+          <w:strike w:val="0"/>
+        </w:rPr>
+        <w:t xml:space="preserve"> (DECISION 14, resolving the § 51.1-155 sunset collision), which as a by-product converts a nominal four-month lead time on a 2028-session bill into a full year. That date should still be validated against VRS's separate-accounting build estimate. The six-figure ask is also what makes </w:t>
+      </w:r>
+      <w:r>
+        <w:rPr>
+          <w:b/>
+          <w:i w:val="0"/>
+          <w:strike w:val="0"/>
+        </w:rPr>
+        <w:t>§ 2.2-2682 C</w:t>
+      </w:r>
+      <w:r>
+        <w:rPr>
+          <w:b w:val="0"/>
+          <w:i w:val="0"/>
+          <w:strike w:val="0"/>
+        </w:rPr>
+        <w:t xml:space="preserve"> available as an objection inside the Council — see §4 above.</w:t>
       </w:r>
     </w:p>
     <w:p>
